--- a/docs/Course/GE2021/03_Lecture_Note/LectureNote_Chad/PPT/chapter3/chapter3_note.docx
+++ b/docs/Course/GE2021/03_Lecture_Note/LectureNote_Chad/PPT/chapter3/chapter3_note.docx
@@ -31,7 +31,7 @@
         <w:pStyle w:val="Date"/>
       </w:pPr>
       <w:r>
-        <w:t xml:space="preserve">Fri, 28 February 2025</w:t>
+        <w:t xml:space="preserve">Sat, 1 March 2025</w:t>
       </w:r>
     </w:p>
     <w:bookmarkStart w:id="22" w:name="learning-objectivestextbook"/>

--- a/docs/Course/GE2021/03_Lecture_Note/LectureNote_Chad/PPT/chapter3/chapter3_note.docx
+++ b/docs/Course/GE2021/03_Lecture_Note/LectureNote_Chad/PPT/chapter3/chapter3_note.docx
@@ -31,7 +31,7 @@
         <w:pStyle w:val="Date"/>
       </w:pPr>
       <w:r>
-        <w:t xml:space="preserve">Sat, 1 March 2025</w:t>
+        <w:t xml:space="preserve">Mon, 3 March 2025</w:t>
       </w:r>
     </w:p>
     <w:bookmarkStart w:id="22" w:name="learning-objectivestextbook"/>

--- a/docs/Course/GE2021/03_Lecture_Note/LectureNote_Chad/PPT/chapter3/chapter3_note.docx
+++ b/docs/Course/GE2021/03_Lecture_Note/LectureNote_Chad/PPT/chapter3/chapter3_note.docx
@@ -31,7 +31,7 @@
         <w:pStyle w:val="Date"/>
       </w:pPr>
       <w:r>
-        <w:t xml:space="preserve">Mon, 3 March 2025</w:t>
+        <w:t xml:space="preserve">Sun, 9 March 2025</w:t>
       </w:r>
     </w:p>
     <w:bookmarkStart w:id="22" w:name="learning-objectivestextbook"/>
@@ -1989,7 +1989,7 @@
       </w:r>
     </w:p>
     <w:bookmarkEnd w:id="62"/>
-    <w:bookmarkStart w:id="65" w:name="systematic-reviews-of-literature"/>
+    <w:bookmarkStart w:id="66" w:name="systematic-reviews-of-literature"/>
     <w:p>
       <w:pPr>
         <w:pStyle w:val="Heading1"/>
@@ -2297,17 +2297,7 @@
       </w:r>
     </w:p>
     <w:bookmarkEnd w:id="64"/>
-    <w:bookmarkEnd w:id="65"/>
-    <w:bookmarkStart w:id="70" w:name="closing"/>
-    <w:p>
-      <w:pPr>
-        <w:pStyle w:val="Heading1"/>
-      </w:pPr>
-      <w:r>
-        <w:t xml:space="preserve">Closing</w:t>
-      </w:r>
-    </w:p>
-    <w:bookmarkStart w:id="67" w:name="discussion"/>
+    <w:bookmarkStart w:id="65" w:name="discussion"/>
     <w:p>
       <w:pPr>
         <w:pStyle w:val="Heading2"/>
@@ -2401,13 +2391,24 @@
         </w:pict>
       </w:r>
     </w:p>
-    <w:bookmarkStart w:id="66" w:name="activity"/>
-    <w:p>
-      <w:pPr>
-        <w:pStyle w:val="Heading3"/>
-      </w:pPr>
-      <w:r>
-        <w:t xml:space="preserve">Activity</w:t>
+    <w:bookmarkEnd w:id="65"/>
+    <w:bookmarkEnd w:id="66"/>
+    <w:bookmarkStart w:id="69" w:name="closing"/>
+    <w:p>
+      <w:pPr>
+        <w:pStyle w:val="Heading1"/>
+      </w:pPr>
+      <w:r>
+        <w:t xml:space="preserve">Closing</w:t>
+      </w:r>
+    </w:p>
+    <w:bookmarkStart w:id="67" w:name="summary-1"/>
+    <w:p>
+      <w:pPr>
+        <w:pStyle w:val="Heading2"/>
+      </w:pPr>
+      <w:r>
+        <w:t xml:space="preserve">Summary</w:t>
       </w:r>
     </w:p>
     <w:p>
@@ -2419,7 +2420,7 @@
         </w:numPr>
       </w:pPr>
       <w:r>
-        <w:t xml:space="preserve">Research Question Formulation</w:t>
+        <w:t xml:space="preserve">Writing a literature review is a rewarding task with added perks, such as</w:t>
       </w:r>
     </w:p>
     <w:p>
@@ -2430,9 +2431,6 @@
           <w:numId w:val="1049"/>
         </w:numPr>
       </w:pPr>
-      <w:r>
-        <w:t xml:space="preserve">Choose a research topic in your field of interest.</w:t>
-      </w:r>
     </w:p>
     <w:p>
       <w:pPr>
@@ -2443,224 +2441,131 @@
         </w:numPr>
       </w:pPr>
       <w:r>
-        <w:t xml:space="preserve">How would you phrase a narrow question appropriate for a systematic review?</w:t>
-      </w:r>
+        <w:t xml:space="preserve">painting a picture on what the scientific literature in your topic really looks like;</w:t>
+      </w:r>
+    </w:p>
+    <w:p>
+      <w:pPr>
+        <w:pStyle w:val="Compact"/>
+        <w:numPr>
+          <w:ilvl w:val="1"/>
+          <w:numId w:val="1049"/>
+        </w:numPr>
+      </w:pPr>
     </w:p>
     <w:p>
       <w:pPr>
         <w:pStyle w:val="Compact"/>
         <w:numPr>
           <w:ilvl w:val="2"/>
-          <w:numId w:val="1050"/>
-        </w:numPr>
-      </w:pPr>
-      <w:r>
-        <w:t xml:space="preserve">How would you phrase a broader question that might need a semi-systematic or integrative approach?</w:t>
-      </w:r>
-    </w:p>
-    <w:p>
-      <w:pPr>
-        <w:pStyle w:val="Compact"/>
-        <w:numPr>
-          <w:ilvl w:val="0"/>
-          <w:numId w:val="1048"/>
-        </w:numPr>
-      </w:pPr>
-      <w:r>
-        <w:t xml:space="preserve">Search Strategy</w:t>
-      </w:r>
-    </w:p>
-    <w:p>
-      <w:pPr>
-        <w:pStyle w:val="Compact"/>
-        <w:numPr>
-          <w:ilvl w:val="1"/>
           <w:numId w:val="1051"/>
         </w:numPr>
       </w:pPr>
       <w:r>
-        <w:t xml:space="preserve">Imagine you need to carry out a literature review on</w:t>
-      </w:r>
-      <w:r>
-        <w:t xml:space="preserve"> </w:t>
-      </w:r>
-      <w:r>
-        <w:t xml:space="preserve">“the impact of social media marketing on consumer loyalty.”</w:t>
-      </w:r>
-    </w:p>
-    <w:p>
-      <w:pPr>
-        <w:pStyle w:val="Compact"/>
-        <w:numPr>
-          <w:ilvl w:val="1"/>
-          <w:numId w:val="1051"/>
-        </w:numPr>
-      </w:pPr>
-      <w:r>
-        <w:t xml:space="preserve">What keywords, databases, and inclusion criteria might you use, and why?</w:t>
-      </w:r>
-    </w:p>
-    <w:p>
-      <w:pPr>
-        <w:pStyle w:val="Compact"/>
-        <w:numPr>
-          <w:ilvl w:val="0"/>
-          <w:numId w:val="1048"/>
-        </w:numPr>
-      </w:pPr>
-      <w:r>
-        <w:t xml:space="preserve">Data Extraction</w:t>
-      </w:r>
-    </w:p>
-    <w:p>
-      <w:pPr>
-        <w:pStyle w:val="Compact"/>
-        <w:numPr>
-          <w:ilvl w:val="1"/>
+        <w:t xml:space="preserve">pulling out studies that are relevant to your topic and showing your organizational skills in making sense of them;</w:t>
+      </w:r>
+    </w:p>
+    <w:p>
+      <w:pPr>
+        <w:pStyle w:val="Compact"/>
+        <w:numPr>
+          <w:ilvl w:val="1"/>
+          <w:numId w:val="1049"/>
+        </w:numPr>
+      </w:pPr>
+    </w:p>
+    <w:p>
+      <w:pPr>
+        <w:pStyle w:val="Compact"/>
+        <w:numPr>
+          <w:ilvl w:val="2"/>
           <w:numId w:val="1052"/>
         </w:numPr>
       </w:pPr>
       <w:r>
-        <w:t xml:space="preserve">Once you have identified 50 articles in your literature search, what types of information would you extract from each article to help answer your research question?</w:t>
-      </w:r>
-    </w:p>
-    <w:p>
-      <w:pPr>
-        <w:pStyle w:val="Compact"/>
-        <w:numPr>
-          <w:ilvl w:val="0"/>
-          <w:numId w:val="1048"/>
-        </w:numPr>
-      </w:pPr>
-      <w:r>
-        <w:t xml:space="preserve">Evaluating Review Quality</w:t>
-      </w:r>
-    </w:p>
-    <w:p>
-      <w:pPr>
-        <w:pStyle w:val="Compact"/>
-        <w:numPr>
-          <w:ilvl w:val="1"/>
+        <w:t xml:space="preserve">displaying your creativity in designing the literature review that best supports and complements your study;</w:t>
+      </w:r>
+    </w:p>
+    <w:p>
+      <w:pPr>
+        <w:pStyle w:val="Compact"/>
+        <w:numPr>
+          <w:ilvl w:val="1"/>
+          <w:numId w:val="1049"/>
+        </w:numPr>
+      </w:pPr>
+    </w:p>
+    <w:p>
+      <w:pPr>
+        <w:pStyle w:val="Compact"/>
+        <w:numPr>
+          <w:ilvl w:val="2"/>
           <w:numId w:val="1053"/>
         </w:numPr>
       </w:pPr>
       <w:r>
-        <w:t xml:space="preserve">Given an example of a published review, can you identify the approach used (systematic, semi-systematic, or integrative)?</w:t>
-      </w:r>
-    </w:p>
-    <w:p>
-      <w:pPr>
-        <w:pStyle w:val="Compact"/>
-        <w:numPr>
-          <w:ilvl w:val="1"/>
-          <w:numId w:val="1053"/>
-        </w:numPr>
-      </w:pPr>
-      <w:r>
-        <w:t xml:space="preserve">What evidence from the article supports your conclusion?</w:t>
-      </w:r>
-    </w:p>
-    <w:p>
-      <w:pPr>
-        <w:pStyle w:val="Compact"/>
-        <w:numPr>
-          <w:ilvl w:val="0"/>
-          <w:numId w:val="1048"/>
-        </w:numPr>
-      </w:pPr>
-      <w:r>
-        <w:t xml:space="preserve">Innovation in Reviews</w:t>
-      </w:r>
-    </w:p>
-    <w:p>
-      <w:pPr>
-        <w:pStyle w:val="Compact"/>
-        <w:numPr>
-          <w:ilvl w:val="1"/>
+        <w:t xml:space="preserve">exercising critical thinking by looking at the studies from various perspectives; and</w:t>
+      </w:r>
+    </w:p>
+    <w:p>
+      <w:pPr>
+        <w:pStyle w:val="Compact"/>
+        <w:numPr>
+          <w:ilvl w:val="1"/>
+          <w:numId w:val="1049"/>
+        </w:numPr>
+      </w:pPr>
+    </w:p>
+    <w:p>
+      <w:pPr>
+        <w:pStyle w:val="Compact"/>
+        <w:numPr>
+          <w:ilvl w:val="2"/>
           <w:numId w:val="1054"/>
         </w:numPr>
       </w:pPr>
       <w:r>
-        <w:t xml:space="preserve">Explore how data-driven methods (e.g., text mining, bibliometric analyses) could complement a more traditional literature review strategy.</w:t>
-      </w:r>
-    </w:p>
-    <w:p>
-      <w:pPr>
-        <w:pStyle w:val="Compact"/>
-        <w:numPr>
-          <w:ilvl w:val="1"/>
-          <w:numId w:val="1054"/>
-        </w:numPr>
-      </w:pPr>
-      <w:r>
-        <w:t xml:space="preserve">What potential advantages or drawbacks might arise?</w:t>
-      </w:r>
-    </w:p>
-    <w:p>
-      <w:pPr>
-        <w:pStyle w:val="Compact"/>
-        <w:numPr>
-          <w:ilvl w:val="0"/>
-          <w:numId w:val="1048"/>
-        </w:numPr>
-      </w:pPr>
-      <w:r>
-        <w:t xml:space="preserve">Moving from Gaps to Propositions</w:t>
-      </w:r>
-    </w:p>
-    <w:p>
-      <w:pPr>
-        <w:pStyle w:val="Compact"/>
-        <w:numPr>
-          <w:ilvl w:val="1"/>
+        <w:t xml:space="preserve">writing a logical, critical, and analytical literature review that supports your proposed study and naturally ends with your research question(s) or hypotheses.</w:t>
+      </w:r>
+    </w:p>
+    <w:p>
+      <w:pPr>
+        <w:numPr>
+          <w:ilvl w:val="0"/>
           <w:numId w:val="1055"/>
         </w:numPr>
       </w:pPr>
       <w:r>
-        <w:t xml:space="preserve">Based on your review findings, draft one or two research questions or theoretical propositions that remain unexplored in the literature.</w:t>
-      </w:r>
-    </w:p>
-    <w:p>
-      <w:pPr>
-        <w:pStyle w:val="Compact"/>
-        <w:numPr>
-          <w:ilvl w:val="1"/>
-          <w:numId w:val="1055"/>
-        </w:numPr>
-      </w:pPr>
-      <w:r>
-        <w:t xml:space="preserve">Explain how future studies could address them.</w:t>
-      </w:r>
-    </w:p>
-    <w:bookmarkEnd w:id="66"/>
-    <w:bookmarkEnd w:id="67"/>
-    <w:bookmarkStart w:id="68" w:name="summary-1"/>
-    <w:p>
-      <w:pPr>
-        <w:pStyle w:val="Heading2"/>
-      </w:pPr>
-      <w:r>
-        <w:t xml:space="preserve">Summary</w:t>
-      </w:r>
-    </w:p>
-    <w:p>
-      <w:pPr>
-        <w:pStyle w:val="Compact"/>
-        <w:numPr>
-          <w:ilvl w:val="0"/>
+        <w:t xml:space="preserve">Writing a literature review is a rewarding task with added perks, such as</w:t>
+      </w:r>
+    </w:p>
+    <w:p>
+      <w:pPr>
+        <w:pStyle w:val="Compact"/>
+        <w:numPr>
+          <w:ilvl w:val="1"/>
           <w:numId w:val="1056"/>
         </w:numPr>
       </w:pPr>
-      <w:r>
-        <w:t xml:space="preserve">Writing a literature review is a rewarding task with added perks, such as</w:t>
-      </w:r>
-    </w:p>
-    <w:p>
-      <w:pPr>
-        <w:pStyle w:val="Compact"/>
-        <w:numPr>
-          <w:ilvl w:val="1"/>
+    </w:p>
+    <w:p>
+      <w:pPr>
+        <w:pStyle w:val="Compact"/>
+        <w:numPr>
+          <w:ilvl w:val="2"/>
           <w:numId w:val="1057"/>
+        </w:numPr>
+      </w:pPr>
+      <w:r>
+        <w:t xml:space="preserve">painting a picture on what the scientific literature in your topic really looks like;</w:t>
+      </w:r>
+    </w:p>
+    <w:p>
+      <w:pPr>
+        <w:pStyle w:val="Compact"/>
+        <w:numPr>
+          <w:ilvl w:val="1"/>
+          <w:numId w:val="1056"/>
         </w:numPr>
       </w:pPr>
     </w:p>
@@ -2673,15 +2578,15 @@
         </w:numPr>
       </w:pPr>
       <w:r>
-        <w:t xml:space="preserve">painting a picture on what the scientific literature in your topic really looks like;</w:t>
-      </w:r>
-    </w:p>
-    <w:p>
-      <w:pPr>
-        <w:pStyle w:val="Compact"/>
-        <w:numPr>
-          <w:ilvl w:val="1"/>
-          <w:numId w:val="1057"/>
+        <w:t xml:space="preserve">pulling out studies that are relevant to your topic and showing your organizational skills in making sense of them;</w:t>
+      </w:r>
+    </w:p>
+    <w:p>
+      <w:pPr>
+        <w:pStyle w:val="Compact"/>
+        <w:numPr>
+          <w:ilvl w:val="1"/>
+          <w:numId w:val="1056"/>
         </w:numPr>
       </w:pPr>
     </w:p>
@@ -2694,15 +2599,15 @@
         </w:numPr>
       </w:pPr>
       <w:r>
-        <w:t xml:space="preserve">pulling out studies that are relevant to your topic and showing your organizational skills in making sense of them;</w:t>
-      </w:r>
-    </w:p>
-    <w:p>
-      <w:pPr>
-        <w:pStyle w:val="Compact"/>
-        <w:numPr>
-          <w:ilvl w:val="1"/>
-          <w:numId w:val="1057"/>
+        <w:t xml:space="preserve">displaying your creativity in designing the literature review that best supports and complements your study;</w:t>
+      </w:r>
+    </w:p>
+    <w:p>
+      <w:pPr>
+        <w:pStyle w:val="Compact"/>
+        <w:numPr>
+          <w:ilvl w:val="1"/>
+          <w:numId w:val="1056"/>
         </w:numPr>
       </w:pPr>
     </w:p>
@@ -2715,15 +2620,15 @@
         </w:numPr>
       </w:pPr>
       <w:r>
-        <w:t xml:space="preserve">displaying your creativity in designing the literature review that best supports and complements your study;</w:t>
-      </w:r>
-    </w:p>
-    <w:p>
-      <w:pPr>
-        <w:pStyle w:val="Compact"/>
-        <w:numPr>
-          <w:ilvl w:val="1"/>
-          <w:numId w:val="1057"/>
+        <w:t xml:space="preserve">exercising critical thinking by looking at the studies from various perspectives; and</w:t>
+      </w:r>
+    </w:p>
+    <w:p>
+      <w:pPr>
+        <w:pStyle w:val="Compact"/>
+        <w:numPr>
+          <w:ilvl w:val="1"/>
+          <w:numId w:val="1056"/>
         </w:numPr>
       </w:pPr>
     </w:p>
@@ -2736,209 +2641,72 @@
         </w:numPr>
       </w:pPr>
       <w:r>
-        <w:t xml:space="preserve">exercising critical thinking by looking at the studies from various perspectives; and</w:t>
-      </w:r>
-    </w:p>
-    <w:p>
-      <w:pPr>
-        <w:pStyle w:val="Compact"/>
-        <w:numPr>
-          <w:ilvl w:val="1"/>
-          <w:numId w:val="1057"/>
-        </w:numPr>
-      </w:pPr>
-    </w:p>
-    <w:p>
-      <w:pPr>
-        <w:pStyle w:val="Compact"/>
-        <w:numPr>
-          <w:ilvl w:val="2"/>
+        <w:t xml:space="preserve">writing a logical, critical, and analytical literature review that supports your proposed study and naturally ends with your research question(s) or hypotheses.</w:t>
+      </w:r>
+    </w:p>
+    <w:p>
+      <w:pPr>
+        <w:numPr>
+          <w:ilvl w:val="0"/>
+          <w:numId w:val="1055"/>
+        </w:numPr>
+      </w:pPr>
+      <w:r>
+        <w:t xml:space="preserve">In this chapter, you were introduced to some helpful tips on how to organize the literature and, most importantly, how to initially conceptualize the tasks. This organization is unique to each researcher, but some helpful tips were provided in how to look for patterns, similarities in methodologies or findings, as well as distinctive differences or opposing results from studies.</w:t>
+      </w:r>
+    </w:p>
+    <w:p>
+      <w:pPr>
+        <w:numPr>
+          <w:ilvl w:val="0"/>
+          <w:numId w:val="1055"/>
+        </w:numPr>
+      </w:pPr>
+      <w:r>
+        <w:t xml:space="preserve">Your literature review will culminate with the hypotheses or research questions you have formulated. For every alternative hypothesis, we include a null hypothesis because the null hypothesis is the one we will eventually try to reject. This chapter also introduced systematic reviews of literature and how they are different from the traditional literature reviews.</w:t>
+      </w:r>
+    </w:p>
+    <w:p>
+      <w:pPr>
+        <w:numPr>
+          <w:ilvl w:val="0"/>
+          <w:numId w:val="1055"/>
+        </w:numPr>
+      </w:pPr>
+      <w:r>
+        <w:t xml:space="preserve">A systematic review of literature tends to be protected from selection biases—biases related to how we choose studies to include in our review. A systematic review also follows rigorous steps and procedures compared to the traditional review. After all, a systematic review of literature is best conceptualized as a research design rather than a literature review.</w:t>
+      </w:r>
+    </w:p>
+    <w:p>
+      <w:pPr>
+        <w:numPr>
+          <w:ilvl w:val="0"/>
+          <w:numId w:val="1055"/>
+        </w:numPr>
+      </w:pPr>
+      <w:r>
+        <w:t xml:space="preserve">It usually has its own traditional literature review. Systematic reviews are also more organized and full of details on the studies they have investigated. This allows researchers to paint a complete picture on the literature of a specific topic. Meta-analyses are similar to systematic reviews with an added feature of statistically recalculating the data from original studies.</w:t>
+      </w:r>
+    </w:p>
+    <w:bookmarkEnd w:id="67"/>
+    <w:bookmarkStart w:id="68" w:name="terms"/>
+    <w:p>
+      <w:pPr>
+        <w:pStyle w:val="Heading2"/>
+      </w:pPr>
+      <w:r>
+        <w:t xml:space="preserve">Terms</w:t>
+      </w:r>
+    </w:p>
+    <w:p>
+      <w:pPr>
+        <w:pStyle w:val="Compact"/>
+        <w:numPr>
+          <w:ilvl w:val="0"/>
           <w:numId w:val="1062"/>
         </w:numPr>
       </w:pPr>
       <w:r>
-        <w:t xml:space="preserve">writing a logical, critical, and analytical literature review that supports your proposed study and naturally ends with your research question(s) or hypotheses.</w:t>
-      </w:r>
-    </w:p>
-    <w:p>
-      <w:pPr>
-        <w:numPr>
-          <w:ilvl w:val="0"/>
-          <w:numId w:val="1063"/>
-        </w:numPr>
-      </w:pPr>
-      <w:r>
-        <w:t xml:space="preserve">Writing a literature review is a rewarding task with added perks, such as</w:t>
-      </w:r>
-    </w:p>
-    <w:p>
-      <w:pPr>
-        <w:pStyle w:val="Compact"/>
-        <w:numPr>
-          <w:ilvl w:val="1"/>
-          <w:numId w:val="1064"/>
-        </w:numPr>
-      </w:pPr>
-    </w:p>
-    <w:p>
-      <w:pPr>
-        <w:pStyle w:val="Compact"/>
-        <w:numPr>
-          <w:ilvl w:val="2"/>
-          <w:numId w:val="1065"/>
-        </w:numPr>
-      </w:pPr>
-      <w:r>
-        <w:t xml:space="preserve">painting a picture on what the scientific literature in your topic really looks like;</w:t>
-      </w:r>
-    </w:p>
-    <w:p>
-      <w:pPr>
-        <w:pStyle w:val="Compact"/>
-        <w:numPr>
-          <w:ilvl w:val="1"/>
-          <w:numId w:val="1064"/>
-        </w:numPr>
-      </w:pPr>
-    </w:p>
-    <w:p>
-      <w:pPr>
-        <w:pStyle w:val="Compact"/>
-        <w:numPr>
-          <w:ilvl w:val="2"/>
-          <w:numId w:val="1066"/>
-        </w:numPr>
-      </w:pPr>
-      <w:r>
-        <w:t xml:space="preserve">pulling out studies that are relevant to your topic and showing your organizational skills in making sense of them;</w:t>
-      </w:r>
-    </w:p>
-    <w:p>
-      <w:pPr>
-        <w:pStyle w:val="Compact"/>
-        <w:numPr>
-          <w:ilvl w:val="1"/>
-          <w:numId w:val="1064"/>
-        </w:numPr>
-      </w:pPr>
-    </w:p>
-    <w:p>
-      <w:pPr>
-        <w:pStyle w:val="Compact"/>
-        <w:numPr>
-          <w:ilvl w:val="2"/>
-          <w:numId w:val="1067"/>
-        </w:numPr>
-      </w:pPr>
-      <w:r>
-        <w:t xml:space="preserve">displaying your creativity in designing the literature review that best supports and complements your study;</w:t>
-      </w:r>
-    </w:p>
-    <w:p>
-      <w:pPr>
-        <w:pStyle w:val="Compact"/>
-        <w:numPr>
-          <w:ilvl w:val="1"/>
-          <w:numId w:val="1064"/>
-        </w:numPr>
-      </w:pPr>
-    </w:p>
-    <w:p>
-      <w:pPr>
-        <w:pStyle w:val="Compact"/>
-        <w:numPr>
-          <w:ilvl w:val="2"/>
-          <w:numId w:val="1068"/>
-        </w:numPr>
-      </w:pPr>
-      <w:r>
-        <w:t xml:space="preserve">exercising critical thinking by looking at the studies from various perspectives; and</w:t>
-      </w:r>
-    </w:p>
-    <w:p>
-      <w:pPr>
-        <w:pStyle w:val="Compact"/>
-        <w:numPr>
-          <w:ilvl w:val="1"/>
-          <w:numId w:val="1064"/>
-        </w:numPr>
-      </w:pPr>
-    </w:p>
-    <w:p>
-      <w:pPr>
-        <w:pStyle w:val="Compact"/>
-        <w:numPr>
-          <w:ilvl w:val="2"/>
-          <w:numId w:val="1069"/>
-        </w:numPr>
-      </w:pPr>
-      <w:r>
-        <w:t xml:space="preserve">writing a logical, critical, and analytical literature review that supports your proposed study and naturally ends with your research question(s) or hypotheses.</w:t>
-      </w:r>
-    </w:p>
-    <w:p>
-      <w:pPr>
-        <w:numPr>
-          <w:ilvl w:val="0"/>
-          <w:numId w:val="1063"/>
-        </w:numPr>
-      </w:pPr>
-      <w:r>
-        <w:t xml:space="preserve">In this chapter, you were introduced to some helpful tips on how to organize the literature and, most importantly, how to initially conceptualize the tasks. This organization is unique to each researcher, but some helpful tips were provided in how to look for patterns, similarities in methodologies or findings, as well as distinctive differences or opposing results from studies.</w:t>
-      </w:r>
-    </w:p>
-    <w:p>
-      <w:pPr>
-        <w:numPr>
-          <w:ilvl w:val="0"/>
-          <w:numId w:val="1063"/>
-        </w:numPr>
-      </w:pPr>
-      <w:r>
-        <w:t xml:space="preserve">Your literature review will culminate with the hypotheses or research questions you have formulated. For every alternative hypothesis, we include a null hypothesis because the null hypothesis is the one we will eventually try to reject. This chapter also introduced systematic reviews of literature and how they are different from the traditional literature reviews.</w:t>
-      </w:r>
-    </w:p>
-    <w:p>
-      <w:pPr>
-        <w:numPr>
-          <w:ilvl w:val="0"/>
-          <w:numId w:val="1063"/>
-        </w:numPr>
-      </w:pPr>
-      <w:r>
-        <w:t xml:space="preserve">A systematic review of literature tends to be protected from selection biases—biases related to how we choose studies to include in our review. A systematic review also follows rigorous steps and procedures compared to the traditional review. After all, a systematic review of literature is best conceptualized as a research design rather than a literature review.</w:t>
-      </w:r>
-    </w:p>
-    <w:p>
-      <w:pPr>
-        <w:numPr>
-          <w:ilvl w:val="0"/>
-          <w:numId w:val="1063"/>
-        </w:numPr>
-      </w:pPr>
-      <w:r>
-        <w:t xml:space="preserve">It usually has its own traditional literature review. Systematic reviews are also more organized and full of details on the studies they have investigated. This allows researchers to paint a complete picture on the literature of a specific topic. Meta-analyses are similar to systematic reviews with an added feature of statistically recalculating the data from original studies.</w:t>
-      </w:r>
-    </w:p>
-    <w:bookmarkEnd w:id="68"/>
-    <w:bookmarkStart w:id="69" w:name="terms"/>
-    <w:p>
-      <w:pPr>
-        <w:pStyle w:val="Heading2"/>
-      </w:pPr>
-      <w:r>
-        <w:t xml:space="preserve">Terms</w:t>
-      </w:r>
-    </w:p>
-    <w:p>
-      <w:pPr>
-        <w:pStyle w:val="Compact"/>
-        <w:numPr>
-          <w:ilvl w:val="0"/>
-          <w:numId w:val="1070"/>
-        </w:numPr>
-      </w:pPr>
-      <w:r>
         <w:t xml:space="preserve">Annotated bibliography: a brief summary of the article or book you read, including the focus of the study, the methodology used, the findings, and any other important information that directly relates to your research topic.</w:t>
       </w:r>
     </w:p>
@@ -2947,7 +2715,7 @@
         <w:pStyle w:val="Compact"/>
         <w:numPr>
           <w:ilvl w:val="0"/>
-          <w:numId w:val="1070"/>
+          <w:numId w:val="1062"/>
         </w:numPr>
       </w:pPr>
       <w:r>
@@ -2959,7 +2727,7 @@
         <w:pStyle w:val="Compact"/>
         <w:numPr>
           <w:ilvl w:val="0"/>
-          <w:numId w:val="1070"/>
+          <w:numId w:val="1062"/>
         </w:numPr>
       </w:pPr>
       <w:r>
@@ -2971,7 +2739,7 @@
         <w:pStyle w:val="Compact"/>
         <w:numPr>
           <w:ilvl w:val="0"/>
-          <w:numId w:val="1070"/>
+          <w:numId w:val="1062"/>
         </w:numPr>
       </w:pPr>
       <w:r>
@@ -2990,7 +2758,7 @@
         <w:pStyle w:val="Compact"/>
         <w:numPr>
           <w:ilvl w:val="0"/>
-          <w:numId w:val="1071"/>
+          <w:numId w:val="1063"/>
         </w:numPr>
       </w:pPr>
       <w:r>
@@ -3002,7 +2770,7 @@
         <w:pStyle w:val="Compact"/>
         <w:numPr>
           <w:ilvl w:val="0"/>
-          <w:numId w:val="1071"/>
+          <w:numId w:val="1063"/>
         </w:numPr>
       </w:pPr>
       <w:r>
@@ -3021,67 +2789,256 @@
         <w:pStyle w:val="Compact"/>
         <w:numPr>
           <w:ilvl w:val="0"/>
+          <w:numId w:val="1064"/>
+        </w:numPr>
+      </w:pPr>
+      <w:r>
+        <w:t xml:space="preserve">Selection bias: biases that surround the way we select and decide which articles to use for our literature review. To avoid selection bias, we often conduct a systematic review of the literature on the topic.</w:t>
+      </w:r>
+    </w:p>
+    <w:p>
+      <w:pPr>
+        <w:pStyle w:val="Compact"/>
+        <w:numPr>
+          <w:ilvl w:val="0"/>
+          <w:numId w:val="1064"/>
+        </w:numPr>
+      </w:pPr>
+      <w:r>
+        <w:t xml:space="preserve">Systematic review: a review of the literature that follows specific guidelines in collecting studies on a topic. It is usually less prone to biases.</w:t>
+      </w:r>
+    </w:p>
+    <w:bookmarkEnd w:id="68"/>
+    <w:bookmarkEnd w:id="69"/>
+    <w:bookmarkStart w:id="70" w:name="class-activities"/>
+    <w:p>
+      <w:pPr>
+        <w:pStyle w:val="Heading1"/>
+      </w:pPr>
+      <w:r>
+        <w:t xml:space="preserve">Class Activities:</w:t>
+      </w:r>
+    </w:p>
+    <w:p>
+      <w:pPr>
+        <w:pStyle w:val="Compact"/>
+        <w:numPr>
+          <w:ilvl w:val="0"/>
+          <w:numId w:val="1065"/>
+        </w:numPr>
+      </w:pPr>
+      <w:r>
+        <w:t xml:space="preserve">Research Question Formulation</w:t>
+      </w:r>
+    </w:p>
+    <w:p>
+      <w:pPr>
+        <w:pStyle w:val="Compact"/>
+        <w:numPr>
+          <w:ilvl w:val="1"/>
+          <w:numId w:val="1066"/>
+        </w:numPr>
+      </w:pPr>
+      <w:r>
+        <w:t xml:space="preserve">Choose a research topic in your field of interest.</w:t>
+      </w:r>
+    </w:p>
+    <w:p>
+      <w:pPr>
+        <w:pStyle w:val="Compact"/>
+        <w:numPr>
+          <w:ilvl w:val="2"/>
+          <w:numId w:val="1067"/>
+        </w:numPr>
+      </w:pPr>
+      <w:r>
+        <w:t xml:space="preserve">How would you phrase a narrow question appropriate for a systematic review?</w:t>
+      </w:r>
+    </w:p>
+    <w:p>
+      <w:pPr>
+        <w:pStyle w:val="Compact"/>
+        <w:numPr>
+          <w:ilvl w:val="2"/>
+          <w:numId w:val="1067"/>
+        </w:numPr>
+      </w:pPr>
+      <w:r>
+        <w:t xml:space="preserve">How would you phrase a broader question that might need a semi-systematic or integrative approach?</w:t>
+      </w:r>
+    </w:p>
+    <w:p>
+      <w:pPr>
+        <w:pStyle w:val="Compact"/>
+        <w:numPr>
+          <w:ilvl w:val="0"/>
+          <w:numId w:val="1065"/>
+        </w:numPr>
+      </w:pPr>
+      <w:r>
+        <w:t xml:space="preserve">Search Strategy</w:t>
+      </w:r>
+    </w:p>
+    <w:p>
+      <w:pPr>
+        <w:pStyle w:val="Compact"/>
+        <w:numPr>
+          <w:ilvl w:val="1"/>
+          <w:numId w:val="1068"/>
+        </w:numPr>
+      </w:pPr>
+      <w:r>
+        <w:t xml:space="preserve">Imagine you need to carry out a literature review on</w:t>
+      </w:r>
+      <w:r>
+        <w:t xml:space="preserve"> </w:t>
+      </w:r>
+      <w:r>
+        <w:t xml:space="preserve">“the impact of social media marketing on consumer loyalty.”</w:t>
+      </w:r>
+    </w:p>
+    <w:p>
+      <w:pPr>
+        <w:pStyle w:val="Compact"/>
+        <w:numPr>
+          <w:ilvl w:val="1"/>
+          <w:numId w:val="1068"/>
+        </w:numPr>
+      </w:pPr>
+      <w:r>
+        <w:t xml:space="preserve">What keywords, databases, and inclusion criteria might you use, and why?</w:t>
+      </w:r>
+    </w:p>
+    <w:p>
+      <w:pPr>
+        <w:pStyle w:val="Compact"/>
+        <w:numPr>
+          <w:ilvl w:val="0"/>
+          <w:numId w:val="1065"/>
+        </w:numPr>
+      </w:pPr>
+      <w:r>
+        <w:t xml:space="preserve">Data Extraction</w:t>
+      </w:r>
+    </w:p>
+    <w:p>
+      <w:pPr>
+        <w:pStyle w:val="Compact"/>
+        <w:numPr>
+          <w:ilvl w:val="1"/>
+          <w:numId w:val="1069"/>
+        </w:numPr>
+      </w:pPr>
+      <w:r>
+        <w:t xml:space="preserve">Once you have identified 50 articles in your literature search, what types of information would you extract from each article to help answer your research question?</w:t>
+      </w:r>
+    </w:p>
+    <w:p>
+      <w:pPr>
+        <w:pStyle w:val="Compact"/>
+        <w:numPr>
+          <w:ilvl w:val="0"/>
+          <w:numId w:val="1065"/>
+        </w:numPr>
+      </w:pPr>
+      <w:r>
+        <w:t xml:space="preserve">Evaluating Review Quality</w:t>
+      </w:r>
+    </w:p>
+    <w:p>
+      <w:pPr>
+        <w:pStyle w:val="Compact"/>
+        <w:numPr>
+          <w:ilvl w:val="1"/>
+          <w:numId w:val="1070"/>
+        </w:numPr>
+      </w:pPr>
+      <w:r>
+        <w:t xml:space="preserve">Given an example of a published review, can you identify the approach used (systematic, semi-systematic, or integrative)?</w:t>
+      </w:r>
+    </w:p>
+    <w:p>
+      <w:pPr>
+        <w:pStyle w:val="Compact"/>
+        <w:numPr>
+          <w:ilvl w:val="1"/>
+          <w:numId w:val="1070"/>
+        </w:numPr>
+      </w:pPr>
+      <w:r>
+        <w:t xml:space="preserve">What evidence from the article supports your conclusion?</w:t>
+      </w:r>
+    </w:p>
+    <w:p>
+      <w:pPr>
+        <w:pStyle w:val="Compact"/>
+        <w:numPr>
+          <w:ilvl w:val="0"/>
+          <w:numId w:val="1065"/>
+        </w:numPr>
+      </w:pPr>
+      <w:r>
+        <w:t xml:space="preserve">Innovation in Reviews</w:t>
+      </w:r>
+    </w:p>
+    <w:p>
+      <w:pPr>
+        <w:pStyle w:val="Compact"/>
+        <w:numPr>
+          <w:ilvl w:val="1"/>
+          <w:numId w:val="1071"/>
+        </w:numPr>
+      </w:pPr>
+      <w:r>
+        <w:t xml:space="preserve">Explore how data-driven methods (e.g., text mining, bibliometric analyses) could complement a more traditional literature review strategy.</w:t>
+      </w:r>
+    </w:p>
+    <w:p>
+      <w:pPr>
+        <w:pStyle w:val="Compact"/>
+        <w:numPr>
+          <w:ilvl w:val="1"/>
+          <w:numId w:val="1071"/>
+        </w:numPr>
+      </w:pPr>
+      <w:r>
+        <w:t xml:space="preserve">What potential advantages or drawbacks might arise?</w:t>
+      </w:r>
+    </w:p>
+    <w:p>
+      <w:pPr>
+        <w:pStyle w:val="Compact"/>
+        <w:numPr>
+          <w:ilvl w:val="0"/>
+          <w:numId w:val="1065"/>
+        </w:numPr>
+      </w:pPr>
+      <w:r>
+        <w:t xml:space="preserve">Moving from Gaps to Propositions</w:t>
+      </w:r>
+    </w:p>
+    <w:p>
+      <w:pPr>
+        <w:pStyle w:val="Compact"/>
+        <w:numPr>
+          <w:ilvl w:val="1"/>
           <w:numId w:val="1072"/>
         </w:numPr>
       </w:pPr>
       <w:r>
-        <w:t xml:space="preserve">Selection bias: biases that surround the way we select and decide which articles to use for our literature review. To avoid selection bias, we often conduct a systematic review of the literature on the topic.</w:t>
-      </w:r>
-    </w:p>
-    <w:p>
-      <w:pPr>
-        <w:pStyle w:val="Compact"/>
-        <w:numPr>
-          <w:ilvl w:val="0"/>
+        <w:t xml:space="preserve">Based on your review findings, draft one or two research questions or theoretical propositions that remain unexplored in the literature.</w:t>
+      </w:r>
+    </w:p>
+    <w:p>
+      <w:pPr>
+        <w:pStyle w:val="Compact"/>
+        <w:numPr>
+          <w:ilvl w:val="1"/>
           <w:numId w:val="1072"/>
         </w:numPr>
       </w:pPr>
       <w:r>
-        <w:t xml:space="preserve">Systematic review: a review of the literature that follows specific guidelines in collecting studies on a topic. It is usually less prone to biases.</w:t>
-      </w:r>
-    </w:p>
-    <w:bookmarkEnd w:id="69"/>
-    <w:bookmarkEnd w:id="70"/>
-    <w:bookmarkStart w:id="73" w:name="house-management"/>
-    <w:p>
-      <w:pPr>
-        <w:pStyle w:val="Heading1"/>
-      </w:pPr>
-      <w:r>
-        <w:t xml:space="preserve">House management</w:t>
-      </w:r>
-    </w:p>
-    <w:bookmarkStart w:id="71" w:name="more-to-read"/>
-    <w:p>
-      <w:pPr>
-        <w:pStyle w:val="Heading2"/>
-      </w:pPr>
-      <w:r>
-        <w:t xml:space="preserve">More to Read</w:t>
-      </w:r>
-    </w:p>
-    <w:p>
-      <w:pPr>
-        <w:pStyle w:val="Compact"/>
-        <w:numPr>
-          <w:ilvl w:val="0"/>
-          <w:numId w:val="1073"/>
-        </w:numPr>
-      </w:pPr>
-      <w:r>
-        <w:t xml:space="preserve">Grant, M. J., &amp; Booth, A. (2009). A typology of reviews: An analysis of 14 review types and associated methodologies. Health Information &amp; Libraries Journal, 26(2), 91–108.</w:t>
-      </w:r>
-    </w:p>
-    <w:p>
-      <w:pPr>
-        <w:pStyle w:val="Compact"/>
-        <w:numPr>
-          <w:ilvl w:val="0"/>
-          <w:numId w:val="1073"/>
-        </w:numPr>
-      </w:pPr>
-      <w:r>
-        <w:t xml:space="preserve">Snyder, H. (2019). Literature review as a research methodology: An overview and guidelines. Journal of Business Research, 104, 333–339.</w:t>
+        <w:t xml:space="preserve">Explain how future studies could address them.</w:t>
       </w:r>
     </w:p>
     <w:p>
@@ -3096,47 +3053,35 @@
         <w:pStyle w:val="Compact"/>
         <w:numPr>
           <w:ilvl w:val="0"/>
+          <w:numId w:val="1073"/>
+        </w:numPr>
+      </w:pPr>
+      <w:r>
+        <w:t xml:space="preserve">Visit your university libraries’ homepage and access the PubMed database. If you do not have access to a university library, go online and access PubMed through a Google search. Search for the systematic review below and download the full-text version:</w:t>
+      </w:r>
+    </w:p>
+    <w:p>
+      <w:pPr>
+        <w:pStyle w:val="Compact"/>
+        <w:numPr>
+          <w:ilvl w:val="1"/>
           <w:numId w:val="1074"/>
         </w:numPr>
       </w:pPr>
       <w:r>
-        <w:t xml:space="preserve">Writing a literature reivew(https://usq.pressbooks.pub/howtodoscience/chapter/writing-a-literature-review/)</w:t>
-      </w:r>
-    </w:p>
-    <w:p>
-      <w:pPr>
-        <w:pStyle w:val="Compact"/>
-        <w:numPr>
-          <w:ilvl w:val="0"/>
+        <w:t xml:space="preserve">Peckmezian, T., &amp; Hay, P. (2017). A systematic review and narrative synthesis of interventions for uncomplicated obesity: Weight loss, well-being and impact on eating disorders. Journal of Eating Disorders, 5 (15).</w:t>
+      </w:r>
+    </w:p>
+    <w:p>
+      <w:pPr>
+        <w:pStyle w:val="Compact"/>
+        <w:numPr>
+          <w:ilvl w:val="1"/>
           <w:numId w:val="1074"/>
         </w:numPr>
       </w:pPr>
       <w:r>
-        <w:t xml:space="preserve">How to create a table for a literature review summary(https://www.youtube.com/watch?v=d4jeDG0Cbvw)</w:t>
-      </w:r>
-    </w:p>
-    <w:p>
-      <w:pPr>
-        <w:pStyle w:val="Compact"/>
-        <w:numPr>
-          <w:ilvl w:val="0"/>
-          <w:numId w:val="1074"/>
-        </w:numPr>
-      </w:pPr>
-      <w:r>
-        <w:t xml:space="preserve">LITERATURE REVIEW: Step by Step Guide for Writing an Effective Literature Review(https://www.youtube.com/watch?v=Vc_Yu_61Ymg)</w:t>
-      </w:r>
-    </w:p>
-    <w:p>
-      <w:pPr>
-        <w:pStyle w:val="Compact"/>
-        <w:numPr>
-          <w:ilvl w:val="0"/>
-          <w:numId w:val="1074"/>
-        </w:numPr>
-      </w:pPr>
-      <w:r>
-        <w:t xml:space="preserve">Literature Review Preparation Creating a Summary Table(https://www.youtube.com/watch?v=nX2R9FzYhT0)</w:t>
+        <w:t xml:space="preserve">Read the article and (a) briefly describe how studies were selected for inclusion into this systematic review and (b) provide an assessment of the overall effectiveness of behavioral and psychological interventions based on the studies included in this systematic review.</w:t>
       </w:r>
     </w:p>
     <w:p>
@@ -3155,6 +3100,226 @@
         </w:numPr>
       </w:pPr>
       <w:r>
+        <w:t xml:space="preserve">Imagine you are researcher writing a grant to fund a study to evaluate the effectiveness of a group-based parental mental health program. Parents who enroll in this program participate in weekly group sessions where they learn about things like self-care practices. One component of the grant is a review of the literature. Describe the process you would use to begin to search the literature to</w:t>
+      </w:r>
+      <w:r>
+        <w:t xml:space="preserve"> </w:t>
+      </w:r>
+      <w:r>
+        <w:t xml:space="preserve">“build the case”</w:t>
+      </w:r>
+      <w:r>
+        <w:t xml:space="preserve"> </w:t>
+      </w:r>
+      <w:r>
+        <w:t xml:space="preserve">for this topic. What type of background evidence would you need to present to convince a grant reviewer that they should fund this project? Create a brief outline detailing the sections you would include in a review of the literature for this topic. For example, one section could include statistics on the prevalence of mental health conditions among parents.</w:t>
+      </w:r>
+    </w:p>
+    <w:p>
+      <w:r>
+        <w:pict>
+          <v:rect style="width:0;height:1.5pt" o:hralign="center" o:hrstd="t" o:hr="t"/>
+        </w:pict>
+      </w:r>
+    </w:p>
+    <w:p>
+      <w:pPr>
+        <w:pStyle w:val="Compact"/>
+        <w:numPr>
+          <w:ilvl w:val="0"/>
+          <w:numId w:val="1076"/>
+        </w:numPr>
+      </w:pPr>
+      <w:r>
+        <w:t xml:space="preserve">Visit your university libraries’ homepage and access the PubMed database. If you do not have access to a university library, go online and access PubMed through a Google search. Search for the following article:</w:t>
+      </w:r>
+    </w:p>
+    <w:p>
+      <w:pPr>
+        <w:pStyle w:val="Compact"/>
+        <w:numPr>
+          <w:ilvl w:val="1"/>
+          <w:numId w:val="1077"/>
+        </w:numPr>
+      </w:pPr>
+      <w:r>
+        <w:t xml:space="preserve">Zellner, L. T., Henry, A. T., Miller, A., Archie-Booker, E., Johnson, T., &amp; Evans, D. (2016) Assessment of a Culturally-Tailored Sexual Health Education Program for African American Youth. International Journal of Environmental Research and Public Health, 14 (1).</w:t>
+      </w:r>
+    </w:p>
+    <w:p>
+      <w:pPr>
+        <w:pStyle w:val="Compact"/>
+        <w:numPr>
+          <w:ilvl w:val="1"/>
+          <w:numId w:val="1077"/>
+        </w:numPr>
+      </w:pPr>
+      <w:r>
+        <w:t xml:space="preserve">Create an annotated bibliography for this article including the following information:</w:t>
+      </w:r>
+      <w:r>
+        <w:t xml:space="preserve"> </w:t>
+      </w:r>
+      <w:r>
+        <w:t xml:space="preserve">– Study focus/aims</w:t>
+      </w:r>
+      <w:r>
+        <w:t xml:space="preserve"> </w:t>
+      </w:r>
+      <w:r>
+        <w:t xml:space="preserve">– Theory or framework</w:t>
+      </w:r>
+      <w:r>
+        <w:t xml:space="preserve"> </w:t>
+      </w:r>
+      <w:r>
+        <w:t xml:space="preserve">– Study Design</w:t>
+      </w:r>
+      <w:r>
+        <w:t xml:space="preserve"> </w:t>
+      </w:r>
+      <w:r>
+        <w:t xml:space="preserve">– Number of people who participated</w:t>
+      </w:r>
+      <w:r>
+        <w:t xml:space="preserve"> </w:t>
+      </w:r>
+      <w:r>
+        <w:t xml:space="preserve">– Population breakdown</w:t>
+      </w:r>
+      <w:r>
+        <w:t xml:space="preserve"> </w:t>
+      </w:r>
+      <w:r>
+        <w:t xml:space="preserve">– Study results</w:t>
+      </w:r>
+      <w:r>
+        <w:t xml:space="preserve"> </w:t>
+      </w:r>
+      <w:r>
+        <w:t xml:space="preserve">– Main discussion points</w:t>
+      </w:r>
+      <w:r>
+        <w:t xml:space="preserve"> </w:t>
+      </w:r>
+      <w:r>
+        <w:t xml:space="preserve">– Notes/impressions including quotes</w:t>
+      </w:r>
+    </w:p>
+    <w:bookmarkEnd w:id="70"/>
+    <w:bookmarkStart w:id="73" w:name="house-management"/>
+    <w:p>
+      <w:pPr>
+        <w:pStyle w:val="Heading1"/>
+      </w:pPr>
+      <w:r>
+        <w:t xml:space="preserve">House management</w:t>
+      </w:r>
+    </w:p>
+    <w:bookmarkStart w:id="71" w:name="more-to-read"/>
+    <w:p>
+      <w:pPr>
+        <w:pStyle w:val="Heading2"/>
+      </w:pPr>
+      <w:r>
+        <w:t xml:space="preserve">More to Read</w:t>
+      </w:r>
+    </w:p>
+    <w:p>
+      <w:pPr>
+        <w:pStyle w:val="Compact"/>
+        <w:numPr>
+          <w:ilvl w:val="0"/>
+          <w:numId w:val="1078"/>
+        </w:numPr>
+      </w:pPr>
+      <w:r>
+        <w:t xml:space="preserve">Grant, M. J., &amp; Booth, A. (2009). A typology of reviews: An analysis of 14 review types and associated methodologies. Health Information &amp; Libraries Journal, 26(2), 91–108.</w:t>
+      </w:r>
+    </w:p>
+    <w:p>
+      <w:pPr>
+        <w:pStyle w:val="Compact"/>
+        <w:numPr>
+          <w:ilvl w:val="0"/>
+          <w:numId w:val="1078"/>
+        </w:numPr>
+      </w:pPr>
+      <w:r>
+        <w:t xml:space="preserve">Snyder, H. (2019). Literature review as a research methodology: An overview and guidelines. Journal of Business Research, 104, 333–339.</w:t>
+      </w:r>
+    </w:p>
+    <w:p>
+      <w:r>
+        <w:pict>
+          <v:rect style="width:0;height:1.5pt" o:hralign="center" o:hrstd="t" o:hr="t"/>
+        </w:pict>
+      </w:r>
+    </w:p>
+    <w:p>
+      <w:pPr>
+        <w:pStyle w:val="Compact"/>
+        <w:numPr>
+          <w:ilvl w:val="0"/>
+          <w:numId w:val="1079"/>
+        </w:numPr>
+      </w:pPr>
+      <w:r>
+        <w:t xml:space="preserve">Writing a literature reivew(https://usq.pressbooks.pub/howtodoscience/chapter/writing-a-literature-review/)</w:t>
+      </w:r>
+    </w:p>
+    <w:p>
+      <w:pPr>
+        <w:pStyle w:val="Compact"/>
+        <w:numPr>
+          <w:ilvl w:val="0"/>
+          <w:numId w:val="1079"/>
+        </w:numPr>
+      </w:pPr>
+      <w:r>
+        <w:t xml:space="preserve">How to create a table for a literature review summary(https://www.youtube.com/watch?v=d4jeDG0Cbvw)</w:t>
+      </w:r>
+    </w:p>
+    <w:p>
+      <w:pPr>
+        <w:pStyle w:val="Compact"/>
+        <w:numPr>
+          <w:ilvl w:val="0"/>
+          <w:numId w:val="1079"/>
+        </w:numPr>
+      </w:pPr>
+      <w:r>
+        <w:t xml:space="preserve">LITERATURE REVIEW: Step by Step Guide for Writing an Effective Literature Review(https://www.youtube.com/watch?v=Vc_Yu_61Ymg)</w:t>
+      </w:r>
+    </w:p>
+    <w:p>
+      <w:pPr>
+        <w:pStyle w:val="Compact"/>
+        <w:numPr>
+          <w:ilvl w:val="0"/>
+          <w:numId w:val="1079"/>
+        </w:numPr>
+      </w:pPr>
+      <w:r>
+        <w:t xml:space="preserve">Literature Review Preparation Creating a Summary Table(https://www.youtube.com/watch?v=nX2R9FzYhT0)</w:t>
+      </w:r>
+    </w:p>
+    <w:p>
+      <w:r>
+        <w:pict>
+          <v:rect style="width:0;height:1.5pt" o:hralign="center" o:hrstd="t" o:hr="t"/>
+        </w:pict>
+      </w:r>
+    </w:p>
+    <w:p>
+      <w:pPr>
+        <w:pStyle w:val="Compact"/>
+        <w:numPr>
+          <w:ilvl w:val="0"/>
+          <w:numId w:val="1080"/>
+        </w:numPr>
+      </w:pPr>
+      <w:r>
         <w:t xml:space="preserve">Five tips for developing useful literature summary tables for writing review articles(https://ebn.bmj.com/content/24/2/32)</w:t>
       </w:r>
     </w:p>
@@ -3163,7 +3328,7 @@
         <w:pStyle w:val="Compact"/>
         <w:numPr>
           <w:ilvl w:val="0"/>
-          <w:numId w:val="1075"/>
+          <w:numId w:val="1080"/>
         </w:numPr>
       </w:pPr>
       <w:r>
@@ -3175,7 +3340,7 @@
         <w:pStyle w:val="Compact"/>
         <w:numPr>
           <w:ilvl w:val="0"/>
-          <w:numId w:val="1075"/>
+          <w:numId w:val="1080"/>
         </w:numPr>
       </w:pPr>
       <w:r>
@@ -3187,7 +3352,7 @@
         <w:pStyle w:val="Compact"/>
         <w:numPr>
           <w:ilvl w:val="0"/>
-          <w:numId w:val="1075"/>
+          <w:numId w:val="1080"/>
         </w:numPr>
       </w:pPr>
       <w:r>
@@ -3209,7 +3374,7 @@
         <w:pStyle w:val="Compact"/>
         <w:numPr>
           <w:ilvl w:val="0"/>
-          <w:numId w:val="1076"/>
+          <w:numId w:val="1081"/>
         </w:numPr>
       </w:pPr>
       <w:r>
@@ -3221,7 +3386,7 @@
         <w:pStyle w:val="Compact"/>
         <w:numPr>
           <w:ilvl w:val="1"/>
-          <w:numId w:val="1077"/>
+          <w:numId w:val="1082"/>
         </w:numPr>
       </w:pPr>
       <w:r>
@@ -3245,7 +3410,7 @@
         <w:pStyle w:val="Compact"/>
         <w:numPr>
           <w:ilvl w:val="2"/>
-          <w:numId w:val="1078"/>
+          <w:numId w:val="1083"/>
         </w:numPr>
       </w:pPr>
       <w:r>
@@ -3257,7 +3422,7 @@
         <w:pStyle w:val="Compact"/>
         <w:numPr>
           <w:ilvl w:val="2"/>
-          <w:numId w:val="1078"/>
+          <w:numId w:val="1083"/>
         </w:numPr>
       </w:pPr>
       <w:r>
@@ -3269,7 +3434,7 @@
         <w:pStyle w:val="Compact"/>
         <w:numPr>
           <w:ilvl w:val="2"/>
-          <w:numId w:val="1078"/>
+          <w:numId w:val="1083"/>
         </w:numPr>
       </w:pPr>
       <w:r>
@@ -3281,7 +3446,7 @@
         <w:pStyle w:val="Compact"/>
         <w:numPr>
           <w:ilvl w:val="2"/>
-          <w:numId w:val="1078"/>
+          <w:numId w:val="1083"/>
         </w:numPr>
       </w:pPr>
       <w:r>
@@ -3293,7 +3458,7 @@
         <w:pStyle w:val="Compact"/>
         <w:numPr>
           <w:ilvl w:val="2"/>
-          <w:numId w:val="1078"/>
+          <w:numId w:val="1083"/>
         </w:numPr>
       </w:pPr>
       <w:r>
@@ -3305,7 +3470,7 @@
         <w:pStyle w:val="Compact"/>
         <w:numPr>
           <w:ilvl w:val="2"/>
-          <w:numId w:val="1078"/>
+          <w:numId w:val="1083"/>
         </w:numPr>
       </w:pPr>
       <w:r>
@@ -3317,7 +3482,7 @@
         <w:pStyle w:val="Compact"/>
         <w:numPr>
           <w:ilvl w:val="2"/>
-          <w:numId w:val="1078"/>
+          <w:numId w:val="1083"/>
         </w:numPr>
       </w:pPr>
       <w:r>
@@ -3329,7 +3494,7 @@
         <w:pStyle w:val="Compact"/>
         <w:numPr>
           <w:ilvl w:val="0"/>
-          <w:numId w:val="1079"/>
+          <w:numId w:val="1084"/>
         </w:numPr>
       </w:pPr>
       <w:r>
@@ -3341,7 +3506,7 @@
         <w:pStyle w:val="Compact"/>
         <w:numPr>
           <w:ilvl w:val="1"/>
-          <w:numId w:val="1080"/>
+          <w:numId w:val="1085"/>
         </w:numPr>
       </w:pPr>
       <w:r>
@@ -3353,7 +3518,7 @@
         <w:pStyle w:val="Compact"/>
         <w:numPr>
           <w:ilvl w:val="1"/>
-          <w:numId w:val="1080"/>
+          <w:numId w:val="1085"/>
         </w:numPr>
       </w:pPr>
       <w:r>
@@ -3365,7 +3530,7 @@
         <w:pStyle w:val="Compact"/>
         <w:numPr>
           <w:ilvl w:val="2"/>
-          <w:numId w:val="1081"/>
+          <w:numId w:val="1086"/>
         </w:numPr>
       </w:pPr>
       <w:r>
@@ -3377,7 +3542,7 @@
         <w:pStyle w:val="Compact"/>
         <w:numPr>
           <w:ilvl w:val="0"/>
-          <w:numId w:val="1079"/>
+          <w:numId w:val="1084"/>
         </w:numPr>
       </w:pPr>
       <w:r>
@@ -3389,7 +3554,7 @@
         <w:pStyle w:val="Compact"/>
         <w:numPr>
           <w:ilvl w:val="1"/>
-          <w:numId w:val="1082"/>
+          <w:numId w:val="1087"/>
         </w:numPr>
       </w:pPr>
       <w:r>
@@ -3401,7 +3566,7 @@
         <w:pStyle w:val="Compact"/>
         <w:numPr>
           <w:ilvl w:val="1"/>
-          <w:numId w:val="1082"/>
+          <w:numId w:val="1087"/>
         </w:numPr>
       </w:pPr>
       <w:r>
@@ -4441,30 +4606,6 @@
     <w:abstractNumId w:val="991"/>
   </w:num>
   <w:num w:numId="1050">
-    <w:abstractNumId w:val="991"/>
-  </w:num>
-  <w:num w:numId="1051">
-    <w:abstractNumId w:val="991"/>
-  </w:num>
-  <w:num w:numId="1052">
-    <w:abstractNumId w:val="991"/>
-  </w:num>
-  <w:num w:numId="1053">
-    <w:abstractNumId w:val="991"/>
-  </w:num>
-  <w:num w:numId="1054">
-    <w:abstractNumId w:val="991"/>
-  </w:num>
-  <w:num w:numId="1055">
-    <w:abstractNumId w:val="991"/>
-  </w:num>
-  <w:num w:numId="1056">
-    <w:abstractNumId w:val="991"/>
-  </w:num>
-  <w:num w:numId="1057">
-    <w:abstractNumId w:val="991"/>
-  </w:num>
-  <w:num w:numId="1058">
     <w:abstractNumId w:val="99431"/>
     <w:lvlOverride w:ilvl="0">
       <w:startOverride w:val="1"/>
@@ -4494,7 +4635,7 @@
       <w:startOverride w:val="1"/>
     </w:lvlOverride>
   </w:num>
-  <w:num w:numId="1059">
+  <w:num w:numId="1051">
     <w:abstractNumId w:val="99432"/>
     <w:lvlOverride w:ilvl="0">
       <w:startOverride w:val="2"/>
@@ -4524,7 +4665,7 @@
       <w:startOverride w:val="2"/>
     </w:lvlOverride>
   </w:num>
-  <w:num w:numId="1060">
+  <w:num w:numId="1052">
     <w:abstractNumId w:val="99433"/>
     <w:lvlOverride w:ilvl="0">
       <w:startOverride w:val="3"/>
@@ -4554,7 +4695,7 @@
       <w:startOverride w:val="3"/>
     </w:lvlOverride>
   </w:num>
-  <w:num w:numId="1061">
+  <w:num w:numId="1053">
     <w:abstractNumId w:val="99434"/>
     <w:lvlOverride w:ilvl="0">
       <w:startOverride w:val="4"/>
@@ -4584,7 +4725,7 @@
       <w:startOverride w:val="4"/>
     </w:lvlOverride>
   </w:num>
-  <w:num w:numId="1062">
+  <w:num w:numId="1054">
     <w:abstractNumId w:val="99435"/>
     <w:lvlOverride w:ilvl="0">
       <w:startOverride w:val="5"/>
@@ -4614,13 +4755,13 @@
       <w:startOverride w:val="5"/>
     </w:lvlOverride>
   </w:num>
-  <w:num w:numId="1063">
-    <w:abstractNumId w:val="991"/>
-  </w:num>
-  <w:num w:numId="1064">
-    <w:abstractNumId w:val="991"/>
-  </w:num>
-  <w:num w:numId="1065">
+  <w:num w:numId="1055">
+    <w:abstractNumId w:val="991"/>
+  </w:num>
+  <w:num w:numId="1056">
+    <w:abstractNumId w:val="991"/>
+  </w:num>
+  <w:num w:numId="1057">
     <w:abstractNumId w:val="99431"/>
     <w:lvlOverride w:ilvl="0">
       <w:startOverride w:val="1"/>
@@ -4650,7 +4791,7 @@
       <w:startOverride w:val="1"/>
     </w:lvlOverride>
   </w:num>
-  <w:num w:numId="1066">
+  <w:num w:numId="1058">
     <w:abstractNumId w:val="99432"/>
     <w:lvlOverride w:ilvl="0">
       <w:startOverride w:val="2"/>
@@ -4680,7 +4821,7 @@
       <w:startOverride w:val="2"/>
     </w:lvlOverride>
   </w:num>
-  <w:num w:numId="1067">
+  <w:num w:numId="1059">
     <w:abstractNumId w:val="99433"/>
     <w:lvlOverride w:ilvl="0">
       <w:startOverride w:val="3"/>
@@ -4710,7 +4851,7 @@
       <w:startOverride w:val="3"/>
     </w:lvlOverride>
   </w:num>
-  <w:num w:numId="1068">
+  <w:num w:numId="1060">
     <w:abstractNumId w:val="99434"/>
     <w:lvlOverride w:ilvl="0">
       <w:startOverride w:val="4"/>
@@ -4740,7 +4881,7 @@
       <w:startOverride w:val="4"/>
     </w:lvlOverride>
   </w:num>
-  <w:num w:numId="1069">
+  <w:num w:numId="1061">
     <w:abstractNumId w:val="99435"/>
     <w:lvlOverride w:ilvl="0">
       <w:startOverride w:val="5"/>
@@ -4770,6 +4911,30 @@
       <w:startOverride w:val="5"/>
     </w:lvlOverride>
   </w:num>
+  <w:num w:numId="1062">
+    <w:abstractNumId w:val="991"/>
+  </w:num>
+  <w:num w:numId="1063">
+    <w:abstractNumId w:val="991"/>
+  </w:num>
+  <w:num w:numId="1064">
+    <w:abstractNumId w:val="991"/>
+  </w:num>
+  <w:num w:numId="1065">
+    <w:abstractNumId w:val="991"/>
+  </w:num>
+  <w:num w:numId="1066">
+    <w:abstractNumId w:val="991"/>
+  </w:num>
+  <w:num w:numId="1067">
+    <w:abstractNumId w:val="991"/>
+  </w:num>
+  <w:num w:numId="1068">
+    <w:abstractNumId w:val="991"/>
+  </w:num>
+  <w:num w:numId="1069">
+    <w:abstractNumId w:val="991"/>
+  </w:num>
   <w:num w:numId="1070">
     <w:abstractNumId w:val="991"/>
   </w:num>
@@ -4807,6 +4972,21 @@
     <w:abstractNumId w:val="991"/>
   </w:num>
   <w:num w:numId="1082">
+    <w:abstractNumId w:val="991"/>
+  </w:num>
+  <w:num w:numId="1083">
+    <w:abstractNumId w:val="991"/>
+  </w:num>
+  <w:num w:numId="1084">
+    <w:abstractNumId w:val="991"/>
+  </w:num>
+  <w:num w:numId="1085">
+    <w:abstractNumId w:val="991"/>
+  </w:num>
+  <w:num w:numId="1086">
+    <w:abstractNumId w:val="991"/>
+  </w:num>
+  <w:num w:numId="1087">
     <w:abstractNumId w:val="991"/>
   </w:num>
 </w:numbering>

--- a/docs/Course/GE2021/03_Lecture_Note/LectureNote_Chad/PPT/chapter3/chapter3_note.docx
+++ b/docs/Course/GE2021/03_Lecture_Note/LectureNote_Chad/PPT/chapter3/chapter3_note.docx
@@ -31,7 +31,7 @@
         <w:pStyle w:val="Date"/>
       </w:pPr>
       <w:r>
-        <w:t xml:space="preserve">Sun, 9 March 2025</w:t>
+        <w:t xml:space="preserve">Tue, 11 March 2025</w:t>
       </w:r>
     </w:p>
     <w:bookmarkStart w:id="22" w:name="learning-objectivestextbook"/>

--- a/docs/Course/GE2021/03_Lecture_Note/LectureNote_Chad/PPT/chapter3/chapter3_note.docx
+++ b/docs/Course/GE2021/03_Lecture_Note/LectureNote_Chad/PPT/chapter3/chapter3_note.docx
@@ -31,7 +31,7 @@
         <w:pStyle w:val="Date"/>
       </w:pPr>
       <w:r>
-        <w:t xml:space="preserve">Tue, 11 March 2025</w:t>
+        <w:t xml:space="preserve">Thu, 13 March 2025</w:t>
       </w:r>
     </w:p>
     <w:bookmarkStart w:id="22" w:name="learning-objectivestextbook"/>

--- a/docs/Course/GE2021/03_Lecture_Note/LectureNote_Chad/PPT/chapter3/chapter3_note.docx
+++ b/docs/Course/GE2021/03_Lecture_Note/LectureNote_Chad/PPT/chapter3/chapter3_note.docx
@@ -31,7 +31,7 @@
         <w:pStyle w:val="Date"/>
       </w:pPr>
       <w:r>
-        <w:t xml:space="preserve">Thu, 13 March 2025</w:t>
+        <w:t xml:space="preserve">Fri, 21 March 2025</w:t>
       </w:r>
     </w:p>
     <w:bookmarkStart w:id="22" w:name="learning-objectivestextbook"/>

--- a/docs/Course/GE2021/03_Lecture_Note/LectureNote_Chad/PPT/chapter3/chapter3_note.docx
+++ b/docs/Course/GE2021/03_Lecture_Note/LectureNote_Chad/PPT/chapter3/chapter3_note.docx
@@ -31,7 +31,7 @@
         <w:pStyle w:val="Date"/>
       </w:pPr>
       <w:r>
-        <w:t xml:space="preserve">Fri, 21 March 2025</w:t>
+        <w:t xml:space="preserve">Sat, 22 March 2025</w:t>
       </w:r>
     </w:p>
     <w:bookmarkStart w:id="22" w:name="learning-objectivestextbook"/>

--- a/docs/Course/GE2021/03_Lecture_Note/LectureNote_Chad/PPT/chapter3/chapter3_note.docx
+++ b/docs/Course/GE2021/03_Lecture_Note/LectureNote_Chad/PPT/chapter3/chapter3_note.docx
@@ -7,7 +7,49 @@
         <w:pStyle w:val="Title"/>
       </w:pPr>
       <w:r>
-        <w:t xml:space="preserve">[Lecture Note] Researching and Writing the Literature Review</w:t>
+        <w:t xml:space="preserve">[Lecture</w:t>
+      </w:r>
+      <w:r>
+        <w:t xml:space="preserve"> </w:t>
+      </w:r>
+      <w:r>
+        <w:t xml:space="preserve">Note]</w:t>
+      </w:r>
+      <w:r>
+        <w:t xml:space="preserve"> </w:t>
+      </w:r>
+      <w:r>
+        <w:t xml:space="preserve">Researching</w:t>
+      </w:r>
+      <w:r>
+        <w:t xml:space="preserve"> </w:t>
+      </w:r>
+      <w:r>
+        <w:t xml:space="preserve">and</w:t>
+      </w:r>
+      <w:r>
+        <w:t xml:space="preserve"> </w:t>
+      </w:r>
+      <w:r>
+        <w:t xml:space="preserve">Writing</w:t>
+      </w:r>
+      <w:r>
+        <w:t xml:space="preserve"> </w:t>
+      </w:r>
+      <w:r>
+        <w:t xml:space="preserve">the</w:t>
+      </w:r>
+      <w:r>
+        <w:t xml:space="preserve"> </w:t>
+      </w:r>
+      <w:r>
+        <w:t xml:space="preserve">Literature</w:t>
+      </w:r>
+      <w:r>
+        <w:t xml:space="preserve"> </w:t>
+      </w:r>
+      <w:r>
+        <w:t xml:space="preserve">Review</w:t>
       </w:r>
     </w:p>
     <w:p>
@@ -15,7 +57,31 @@
         <w:pStyle w:val="Subtitle"/>
       </w:pPr>
       <w:r>
-        <w:t xml:space="preserve">GE2021 Research Technology, Spring 2025</w:t>
+        <w:t xml:space="preserve">GE2021</w:t>
+      </w:r>
+      <w:r>
+        <w:t xml:space="preserve"> </w:t>
+      </w:r>
+      <w:r>
+        <w:t xml:space="preserve">Research</w:t>
+      </w:r>
+      <w:r>
+        <w:t xml:space="preserve"> </w:t>
+      </w:r>
+      <w:r>
+        <w:t xml:space="preserve">Technology,</w:t>
+      </w:r>
+      <w:r>
+        <w:t xml:space="preserve"> </w:t>
+      </w:r>
+      <w:r>
+        <w:t xml:space="preserve">Spring</w:t>
+      </w:r>
+      <w:r>
+        <w:t xml:space="preserve"> </w:t>
+      </w:r>
+      <w:r>
+        <w:t xml:space="preserve">2025</w:t>
       </w:r>
     </w:p>
     <w:p>
@@ -23,7 +89,19 @@
         <w:pStyle w:val="Author"/>
       </w:pPr>
       <w:r>
-        <w:t xml:space="preserve">Chad (Chungil Chae)</w:t>
+        <w:t xml:space="preserve">Chad</w:t>
+      </w:r>
+      <w:r>
+        <w:t xml:space="preserve"> </w:t>
+      </w:r>
+      <w:r>
+        <w:t xml:space="preserve">(Chungil</w:t>
+      </w:r>
+      <w:r>
+        <w:t xml:space="preserve"> </w:t>
+      </w:r>
+      <w:r>
+        <w:t xml:space="preserve">Chae)</w:t>
       </w:r>
     </w:p>
     <w:p>
@@ -31,7 +109,33 @@
         <w:pStyle w:val="Date"/>
       </w:pPr>
       <w:r>
-        <w:t xml:space="preserve">Fri, 23 May 2025</w:t>
+        <w:t xml:space="preserve">Sun,</w:t>
+      </w:r>
+      <w:r>
+        <w:t xml:space="preserve"> </w:t>
+      </w:r>
+      <w:r>
+        <w:t xml:space="preserve">25</w:t>
+      </w:r>
+      <w:r>
+        <w:t xml:space="preserve"> </w:t>
+      </w:r>
+      <w:r>
+        <w:t xml:space="preserve">May</w:t>
+      </w:r>
+      <w:r>
+        <w:t xml:space="preserve"> </w:t>
+      </w:r>
+      <w:r>
+        <w:t xml:space="preserve">2025</w:t>
+      </w:r>
+    </w:p>
+    <w:p>
+      <w:pPr>
+        <w:pStyle w:val="AbstractTitle"/>
+      </w:pPr>
+      <w:r>
+        <w:t xml:space="preserve">Abstract</w:t>
       </w:r>
     </w:p>
     <w:bookmarkStart w:id="22" w:name="learning-objectivestextbook"/>
@@ -272,7 +376,13 @@
         <w:t xml:space="preserve"> </w:t>
       </w:r>
       <w:r>
-        <w:t xml:space="preserve">“What is the effect of factor X on Y?”</w:t>
+        <w:t xml:space="preserve">“</w:t>
+      </w:r>
+      <w:r>
+        <w:t xml:space="preserve">What is the effect of factor X on Y?</w:t>
+      </w:r>
+      <w:r>
+        <w:t xml:space="preserve">”</w:t>
       </w:r>
       <w:r>
         <w:t xml:space="preserve">).</w:t>
@@ -347,7 +457,13 @@
         <w:t xml:space="preserve"> </w:t>
       </w:r>
       <w:r>
-        <w:t xml:space="preserve">“integrate”</w:t>
+        <w:t xml:space="preserve">“</w:t>
+      </w:r>
+      <w:r>
+        <w:t xml:space="preserve">integrate</w:t>
+      </w:r>
+      <w:r>
+        <w:t xml:space="preserve">”</w:t>
       </w:r>
       <w:r>
         <w:t xml:space="preserve"> </w:t>
@@ -746,7 +862,13 @@
         <w:t xml:space="preserve"> </w:t>
       </w:r>
       <w:r>
-        <w:t xml:space="preserve">“reinventing the wheel”</w:t>
+        <w:t xml:space="preserve">“</w:t>
+      </w:r>
+      <w:r>
+        <w:t xml:space="preserve">reinventing the wheel</w:t>
+      </w:r>
+      <w:r>
+        <w:t xml:space="preserve">”</w:t>
       </w:r>
       <w:r>
         <w:t xml:space="preserve">?</w:t>
@@ -1060,7 +1182,13 @@
         <w:t xml:space="preserve"> </w:t>
       </w:r>
       <w:r>
-        <w:t xml:space="preserve">“advanced search”</w:t>
+        <w:t xml:space="preserve">“</w:t>
+      </w:r>
+      <w:r>
+        <w:t xml:space="preserve">advanced search</w:t>
+      </w:r>
+      <w:r>
+        <w:t xml:space="preserve">”</w:t>
       </w:r>
       <w:r>
         <w:t xml:space="preserve"> </w:t>
@@ -2894,7 +3022,13 @@
         <w:t xml:space="preserve"> </w:t>
       </w:r>
       <w:r>
-        <w:t xml:space="preserve">“the impact of social media marketing on consumer loyalty.”</w:t>
+        <w:t xml:space="preserve">“</w:t>
+      </w:r>
+      <w:r>
+        <w:t xml:space="preserve">the impact of social media marketing on consumer loyalty.</w:t>
+      </w:r>
+      <w:r>
+        <w:t xml:space="preserve">”</w:t>
       </w:r>
     </w:p>
     <w:p>
@@ -3106,7 +3240,13 @@
         <w:t xml:space="preserve"> </w:t>
       </w:r>
       <w:r>
-        <w:t xml:space="preserve">“build the case”</w:t>
+        <w:t xml:space="preserve">“</w:t>
+      </w:r>
+      <w:r>
+        <w:t xml:space="preserve">build the case</w:t>
+      </w:r>
+      <w:r>
+        <w:t xml:space="preserve">”</w:t>
       </w:r>
       <w:r>
         <w:t xml:space="preserve"> </w:t>
@@ -3396,7 +3536,13 @@
         <w:t xml:space="preserve"> </w:t>
       </w:r>
       <w:r>
-        <w:t xml:space="preserve">“Literature Synthesis Report”</w:t>
+        <w:t xml:space="preserve">“</w:t>
+      </w:r>
+      <w:r>
+        <w:t xml:space="preserve">Literature Synthesis Report</w:t>
+      </w:r>
+      <w:r>
+        <w:t xml:space="preserve">”</w:t>
       </w:r>
       <w:r>
         <w:t xml:space="preserve"> </w:t>
@@ -5074,7 +5220,7 @@
   </w:style>
   <w:style w:styleId="Subtitle" w:type="paragraph">
     <w:name w:val="Subtitle"/>
-    <w:basedOn w:val="Title"/>
+    <w:basedOn w:val="Normal"/>
     <w:next w:val="BodyText"/>
     <w:link w:val="SubtitleChar"/>
     <w:uiPriority w:val="11"/>
@@ -5087,6 +5233,7 @@
     </w:pPr>
     <w:rPr>
       <w:rFonts w:cstheme="majorBidi" w:eastAsiaTheme="majorEastAsia"/>
+      <w:color w:themeColor="text1" w:themeTint="A6" w:val="595959"/>
       <w:spacing w:val="15"/>
       <w:sz w:val="28"/>
       <w:szCs w:val="28"/>
@@ -5139,6 +5286,7 @@
     </w:pPr>
     <w:rPr>
       <w:b/>
+      <w:color w:val="345A8A"/>
       <w:sz w:val="20"/>
       <w:szCs w:val="20"/>
     </w:rPr>

--- a/docs/Course/GE2021/03_Lecture_Note/LectureNote_Chad/PPT/chapter3/chapter3_note.docx
+++ b/docs/Course/GE2021/03_Lecture_Note/LectureNote_Chad/PPT/chapter3/chapter3_note.docx
@@ -7,49 +7,7 @@
         <w:pStyle w:val="Title"/>
       </w:pPr>
       <w:r>
-        <w:t xml:space="preserve">[Lecture</w:t>
-      </w:r>
-      <w:r>
-        <w:t xml:space="preserve"> </w:t>
-      </w:r>
-      <w:r>
-        <w:t xml:space="preserve">Note]</w:t>
-      </w:r>
-      <w:r>
-        <w:t xml:space="preserve"> </w:t>
-      </w:r>
-      <w:r>
-        <w:t xml:space="preserve">Researching</w:t>
-      </w:r>
-      <w:r>
-        <w:t xml:space="preserve"> </w:t>
-      </w:r>
-      <w:r>
-        <w:t xml:space="preserve">and</w:t>
-      </w:r>
-      <w:r>
-        <w:t xml:space="preserve"> </w:t>
-      </w:r>
-      <w:r>
-        <w:t xml:space="preserve">Writing</w:t>
-      </w:r>
-      <w:r>
-        <w:t xml:space="preserve"> </w:t>
-      </w:r>
-      <w:r>
-        <w:t xml:space="preserve">the</w:t>
-      </w:r>
-      <w:r>
-        <w:t xml:space="preserve"> </w:t>
-      </w:r>
-      <w:r>
-        <w:t xml:space="preserve">Literature</w:t>
-      </w:r>
-      <w:r>
-        <w:t xml:space="preserve"> </w:t>
-      </w:r>
-      <w:r>
-        <w:t xml:space="preserve">Review</w:t>
+        <w:t xml:space="preserve">[Lecture Note] Researching and Writing the Literature Review</w:t>
       </w:r>
     </w:p>
     <w:p>
@@ -57,31 +15,7 @@
         <w:pStyle w:val="Subtitle"/>
       </w:pPr>
       <w:r>
-        <w:t xml:space="preserve">GE2021</w:t>
-      </w:r>
-      <w:r>
-        <w:t xml:space="preserve"> </w:t>
-      </w:r>
-      <w:r>
-        <w:t xml:space="preserve">Research</w:t>
-      </w:r>
-      <w:r>
-        <w:t xml:space="preserve"> </w:t>
-      </w:r>
-      <w:r>
-        <w:t xml:space="preserve">Technology,</w:t>
-      </w:r>
-      <w:r>
-        <w:t xml:space="preserve"> </w:t>
-      </w:r>
-      <w:r>
-        <w:t xml:space="preserve">Spring</w:t>
-      </w:r>
-      <w:r>
-        <w:t xml:space="preserve"> </w:t>
-      </w:r>
-      <w:r>
-        <w:t xml:space="preserve">2025</w:t>
+        <w:t xml:space="preserve">GE2021 Research Technology, Spring 2025</w:t>
       </w:r>
     </w:p>
     <w:p>
@@ -89,19 +23,7 @@
         <w:pStyle w:val="Author"/>
       </w:pPr>
       <w:r>
-        <w:t xml:space="preserve">Chad</w:t>
-      </w:r>
-      <w:r>
-        <w:t xml:space="preserve"> </w:t>
-      </w:r>
-      <w:r>
-        <w:t xml:space="preserve">(Chungil</w:t>
-      </w:r>
-      <w:r>
-        <w:t xml:space="preserve"> </w:t>
-      </w:r>
-      <w:r>
-        <w:t xml:space="preserve">Chae)</w:t>
+        <w:t xml:space="preserve">Chad (Chungil Chae)</w:t>
       </w:r>
     </w:p>
     <w:p>
@@ -109,33 +31,7 @@
         <w:pStyle w:val="Date"/>
       </w:pPr>
       <w:r>
-        <w:t xml:space="preserve">Sun,</w:t>
-      </w:r>
-      <w:r>
-        <w:t xml:space="preserve"> </w:t>
-      </w:r>
-      <w:r>
-        <w:t xml:space="preserve">25</w:t>
-      </w:r>
-      <w:r>
-        <w:t xml:space="preserve"> </w:t>
-      </w:r>
-      <w:r>
-        <w:t xml:space="preserve">May</w:t>
-      </w:r>
-      <w:r>
-        <w:t xml:space="preserve"> </w:t>
-      </w:r>
-      <w:r>
-        <w:t xml:space="preserve">2025</w:t>
-      </w:r>
-    </w:p>
-    <w:p>
-      <w:pPr>
-        <w:pStyle w:val="AbstractTitle"/>
-      </w:pPr>
-      <w:r>
-        <w:t xml:space="preserve">Abstract</w:t>
+        <w:t xml:space="preserve">Mon, 26 May 2025</w:t>
       </w:r>
     </w:p>
     <w:bookmarkStart w:id="22" w:name="learning-objectivestextbook"/>
@@ -376,13 +272,7 @@
         <w:t xml:space="preserve"> </w:t>
       </w:r>
       <w:r>
-        <w:t xml:space="preserve">“</w:t>
-      </w:r>
-      <w:r>
-        <w:t xml:space="preserve">What is the effect of factor X on Y?</w:t>
-      </w:r>
-      <w:r>
-        <w:t xml:space="preserve">”</w:t>
+        <w:t xml:space="preserve">“What is the effect of factor X on Y?”</w:t>
       </w:r>
       <w:r>
         <w:t xml:space="preserve">).</w:t>
@@ -457,13 +347,7 @@
         <w:t xml:space="preserve"> </w:t>
       </w:r>
       <w:r>
-        <w:t xml:space="preserve">“</w:t>
-      </w:r>
-      <w:r>
-        <w:t xml:space="preserve">integrate</w:t>
-      </w:r>
-      <w:r>
-        <w:t xml:space="preserve">”</w:t>
+        <w:t xml:space="preserve">“integrate”</w:t>
       </w:r>
       <w:r>
         <w:t xml:space="preserve"> </w:t>
@@ -862,13 +746,7 @@
         <w:t xml:space="preserve"> </w:t>
       </w:r>
       <w:r>
-        <w:t xml:space="preserve">“</w:t>
-      </w:r>
-      <w:r>
-        <w:t xml:space="preserve">reinventing the wheel</w:t>
-      </w:r>
-      <w:r>
-        <w:t xml:space="preserve">”</w:t>
+        <w:t xml:space="preserve">“reinventing the wheel”</w:t>
       </w:r>
       <w:r>
         <w:t xml:space="preserve">?</w:t>
@@ -1182,13 +1060,7 @@
         <w:t xml:space="preserve"> </w:t>
       </w:r>
       <w:r>
-        <w:t xml:space="preserve">“</w:t>
-      </w:r>
-      <w:r>
-        <w:t xml:space="preserve">advanced search</w:t>
-      </w:r>
-      <w:r>
-        <w:t xml:space="preserve">”</w:t>
+        <w:t xml:space="preserve">“advanced search”</w:t>
       </w:r>
       <w:r>
         <w:t xml:space="preserve"> </w:t>
@@ -3022,13 +2894,7 @@
         <w:t xml:space="preserve"> </w:t>
       </w:r>
       <w:r>
-        <w:t xml:space="preserve">“</w:t>
-      </w:r>
-      <w:r>
-        <w:t xml:space="preserve">the impact of social media marketing on consumer loyalty.</w:t>
-      </w:r>
-      <w:r>
-        <w:t xml:space="preserve">”</w:t>
+        <w:t xml:space="preserve">“the impact of social media marketing on consumer loyalty.”</w:t>
       </w:r>
     </w:p>
     <w:p>
@@ -3240,13 +3106,7 @@
         <w:t xml:space="preserve"> </w:t>
       </w:r>
       <w:r>
-        <w:t xml:space="preserve">“</w:t>
-      </w:r>
-      <w:r>
-        <w:t xml:space="preserve">build the case</w:t>
-      </w:r>
-      <w:r>
-        <w:t xml:space="preserve">”</w:t>
+        <w:t xml:space="preserve">“build the case”</w:t>
       </w:r>
       <w:r>
         <w:t xml:space="preserve"> </w:t>
@@ -3536,13 +3396,7 @@
         <w:t xml:space="preserve"> </w:t>
       </w:r>
       <w:r>
-        <w:t xml:space="preserve">“</w:t>
-      </w:r>
-      <w:r>
-        <w:t xml:space="preserve">Literature Synthesis Report</w:t>
-      </w:r>
-      <w:r>
-        <w:t xml:space="preserve">”</w:t>
+        <w:t xml:space="preserve">“Literature Synthesis Report”</w:t>
       </w:r>
       <w:r>
         <w:t xml:space="preserve"> </w:t>
@@ -5220,7 +5074,7 @@
   </w:style>
   <w:style w:styleId="Subtitle" w:type="paragraph">
     <w:name w:val="Subtitle"/>
-    <w:basedOn w:val="Normal"/>
+    <w:basedOn w:val="Title"/>
     <w:next w:val="BodyText"/>
     <w:link w:val="SubtitleChar"/>
     <w:uiPriority w:val="11"/>
@@ -5233,7 +5087,6 @@
     </w:pPr>
     <w:rPr>
       <w:rFonts w:cstheme="majorBidi" w:eastAsiaTheme="majorEastAsia"/>
-      <w:color w:themeColor="text1" w:themeTint="A6" w:val="595959"/>
       <w:spacing w:val="15"/>
       <w:sz w:val="28"/>
       <w:szCs w:val="28"/>
@@ -5286,7 +5139,6 @@
     </w:pPr>
     <w:rPr>
       <w:b/>
-      <w:color w:val="345A8A"/>
       <w:sz w:val="20"/>
       <w:szCs w:val="20"/>
     </w:rPr>
